--- a/Articles/2026/4_Blender_Tips_and_Tricks/2_Putting_The_Reference_Image_In_Front/Z Generic SEO for Blender Documents.docx
+++ b/Articles/2026/4_Blender_Tips_and_Tricks/2_Putting_The_Reference_Image_In_Front/Z Generic SEO for Blender Documents.docx
@@ -22,7 +22,7 @@
         <w:t xml:space="preserve"> </w:t>
       </w:r>
       <w:r>
-        <w:t xml:space="preserve">Bringing in a Reference Image </w:t>
+        <w:t>2 Putting the Reference Image in Front</w:t>
       </w:r>
       <w:r>
         <w:t>"&gt;</w:t>
@@ -81,7 +81,10 @@
         <w:t xml:space="preserve"> </w:t>
       </w:r>
       <w:r>
-        <w:t xml:space="preserve">Bringing in a Reference Image, </w:t>
+        <w:t>Putting the Reference Image in Front</w:t>
+      </w:r>
+      <w:r>
+        <w:t xml:space="preserve">, </w:t>
       </w:r>
       <w:r>
         <w:t>Blender, 3D Modeling, Animation, Graphic Art</w:t>
@@ -117,7 +120,10 @@
         <w:t xml:space="preserve">explains </w:t>
       </w:r>
       <w:r>
-        <w:t>how to bring in a Reference Image in Blender</w:t>
+        <w:t xml:space="preserve">how to </w:t>
+      </w:r>
+      <w:r>
+        <w:t>place your reference image in front of your model</w:t>
       </w:r>
       <w:r>
         <w:t>/&gt;</w:t>
@@ -141,7 +147,10 @@
       </w:r>
       <w:bookmarkStart w:id="1" w:name="_Hlk189913364"/>
       <w:r>
-        <w:t xml:space="preserve">Bringing in a Reference Image, </w:t>
+        <w:t>Putting the Reference Image in Front</w:t>
+      </w:r>
+      <w:r>
+        <w:t xml:space="preserve">, </w:t>
       </w:r>
       <w:bookmarkEnd w:id="1"/>
       <w:r>
@@ -216,7 +225,7 @@
         <w:t>" content="</w:t>
       </w:r>
       <w:r>
-        <w:t>Saturday, February 8, 2025</w:t>
+        <w:t>Tuesday July 28, 2026</w:t>
       </w:r>
       <w:r>
         <w:t>" /&gt;</w:t>
@@ -244,7 +253,7 @@
         <w:t>https://starsindust.github.io/</w:t>
       </w:r>
       <w:r>
-        <w:t>Enlightenment/Articles/2025/1-Blender-Continued/5-Bringing-In-A-Reference-Image/Bringing-In-A-Reference-Image.html</w:t>
+        <w:t>Enlightenment/Articles/2026/4_Blender_Tips_and_Tricks/2_Putting_The_Reference_Image_In_Front/2_Putting_The_Reference_Image_In_Front.html</w:t>
       </w:r>
       <w:r>
         <w:t>"&gt;</w:t>
